--- a/03_Practical_Implementation_Project/SentinelLite/docs/SentinelLite_Requirements_Specification_SRS.docx
+++ b/03_Practical_Implementation_Project/SentinelLite/docs/SentinelLite_Requirements_Specification_SRS.docx
@@ -229,8 +229,8 @@
         <w:tblLook w:val="04A0" w:firstRow="1" w:lastRow="0" w:firstColumn="1" w:lastColumn="0" w:noHBand="0" w:noVBand="1"/>
       </w:tblPr>
       <w:tblGrid>
-        <w:gridCol w:w="4968"/>
-        <w:gridCol w:w="4968"/>
+        <w:gridCol w:w="4960"/>
+        <w:gridCol w:w="4966"/>
       </w:tblGrid>
       <w:tr>
         <w:trPr>
@@ -601,7 +601,7 @@
         <w:rPr>
           <w:rFonts w:ascii="Calibri" w:hAnsi="Calibri" w:cs="Calibri"/>
         </w:rPr>
-        <w:t>This Software Requirements Specification (SRS) defines the functional and non-functional requirements for SentinelLite, a local-first Mini Security Operations Center (SOC) log analyzer. It provides a shared reference for implementation, testing, review, and internship evidence.</w:t>
+        <w:t>This Software Requirements Specification (SRS) defines the functional and non-functional requirements for SentinelLite, a web-based Mini Security Operations Center (SOC) log analyzer. It provides a shared reference for implementation, testing, review, and internship evidence.</w:t>
       </w:r>
     </w:p>
     <w:p>
@@ -635,7 +635,7 @@
         <w:rPr>
           <w:rFonts w:ascii="Calibri" w:hAnsi="Calibri" w:cs="Calibri"/>
         </w:rPr>
-        <w:t>The initial release accepts a controlled synthetic CSV security-event dataset, validates the records, detects selected suspicious patterns using documented rules, assigns explainable severity levels, displays results in a local dashboard, and exports filtered alerts to CSV or JSON. Windows Event Log ingestion is a future milestone and is not included in this release.</w:t>
+        <w:t>The initial release accepts a controlled synthetic CSV security-event dataset, validates the records, detects selected suspicious patterns using documented rules, assigns explainable severity levels, returns results through a backend API for display in a web dashboard, and exports filtered alerts to CSV or JSON. Windows Event Log ingestion is a future milestone and is not included in this release.</w:t>
       </w:r>
     </w:p>
     <w:p>
@@ -769,8 +769,8 @@
         <w:tblLook w:val="04A0" w:firstRow="1" w:lastRow="0" w:firstColumn="1" w:lastColumn="0" w:noHBand="0" w:noVBand="1"/>
       </w:tblPr>
       <w:tblGrid>
-        <w:gridCol w:w="4968"/>
-        <w:gridCol w:w="4968"/>
+        <w:gridCol w:w="4963"/>
+        <w:gridCol w:w="4963"/>
       </w:tblGrid>
       <w:tr>
         <w:trPr>
@@ -1269,8 +1269,8 @@
         <w:tblLook w:val="04A0" w:firstRow="1" w:lastRow="0" w:firstColumn="1" w:lastColumn="0" w:noHBand="0" w:noVBand="1"/>
       </w:tblPr>
       <w:tblGrid>
-        <w:gridCol w:w="4968"/>
-        <w:gridCol w:w="4968"/>
+        <w:gridCol w:w="4963"/>
+        <w:gridCol w:w="4963"/>
       </w:tblGrid>
       <w:tr>
         <w:trPr>
@@ -1560,7 +1560,7 @@
         <w:rPr>
           <w:rFonts w:ascii="Calibri" w:hAnsi="Calibri" w:cs="Calibri"/>
         </w:rPr>
-        <w:t>A local web browser to view the Streamlit dashboard.</w:t>
+        <w:t>A web browser to use the Next.js frontend during local development or hosted demonstration.</w:t>
       </w:r>
     </w:p>
     <w:p>
@@ -1619,7 +1619,7 @@
         <w:rPr>
           <w:rFonts w:ascii="Calibri" w:hAnsi="Calibri" w:cs="Calibri"/>
         </w:rPr>
-        <w:t>Python is the proposed implementation language and Streamlit is the proposed dashboard framework.</w:t>
+        <w:t>The frontend shall use Next.js, TypeScript, Tailwind CSS, and shadcn/ui. The backend shall use Python and FastAPI.</w:t>
       </w:r>
     </w:p>
     <w:p>
@@ -1747,10 +1747,10 @@
         <w:tblLook w:val="04A0" w:firstRow="1" w:lastRow="0" w:firstColumn="1" w:lastColumn="0" w:noHBand="0" w:noVBand="1"/>
       </w:tblPr>
       <w:tblGrid>
-        <w:gridCol w:w="2484"/>
-        <w:gridCol w:w="2484"/>
-        <w:gridCol w:w="2484"/>
-        <w:gridCol w:w="2484"/>
+        <w:gridCol w:w="2481"/>
+        <w:gridCol w:w="2482"/>
+        <w:gridCol w:w="2481"/>
+        <w:gridCol w:w="2482"/>
       </w:tblGrid>
       <w:tr>
         <w:trPr>
@@ -1892,7 +1892,7 @@
                 <w:rFonts w:ascii="Calibri" w:hAnsi="Calibri" w:cs="Calibri"/>
                 <w:sz w:val="18"/>
               </w:rPr>
-              <w:t>The application shall load a valid synthetic CSV file or the bundled sample dataset.</w:t>
+              <w:t>The application shall allow the user to upload a valid synthetic CSV file through the web frontend for analysis.</w:t>
             </w:r>
           </w:p>
         </w:tc>
@@ -2180,7 +2180,7 @@
                 <w:rFonts w:ascii="Calibri" w:hAnsi="Calibri" w:cs="Calibri"/>
                 <w:sz w:val="18"/>
               </w:rPr>
-              <w:t>The application shall handle an empty file and invalid/malformed rows with a clear message rather than an uncontrolled crash.</w:t>
+              <w:t>The application shall reject empty files and structurally invalid CSV files with a clear error. It shall skip individual invalid rows and report their row numbers, reasons, and count without an uncontrolled crash.</w:t>
             </w:r>
           </w:p>
         </w:tc>
@@ -2566,7 +2566,15 @@
                 <w:rFonts w:ascii="Calibri" w:hAnsi="Calibri" w:cs="Calibri"/>
                 <w:sz w:val="18"/>
               </w:rPr>
-              <w:t>The dashboard shall display total events, total alerts, and alert counts by severity.</w:t>
+              <w:t xml:space="preserve">The web dashboard shall </w:t>
+            </w:r>
+            <w:r>
+              <w:rPr>
+                <w:rFonts w:ascii="Calibri" w:hAnsi="Calibri" w:cs="Calibri"/>
+                <w:sz w:val="18"/>
+              </w:rPr>
+              <w:lastRenderedPageBreak/>
+              <w:t>display total events, total alerts, and alert counts by severity.</w:t>
             </w:r>
           </w:p>
         </w:tc>
@@ -2587,6 +2595,7 @@
                 <w:rFonts w:ascii="Calibri" w:hAnsi="Calibri" w:cs="Calibri"/>
                 <w:sz w:val="18"/>
               </w:rPr>
+              <w:lastRenderedPageBreak/>
               <w:t>Must</w:t>
             </w:r>
           </w:p>
@@ -2608,7 +2617,15 @@
                 <w:rFonts w:ascii="Calibri" w:hAnsi="Calibri" w:cs="Calibri"/>
                 <w:sz w:val="18"/>
               </w:rPr>
-              <w:t>Compare dashboard metrics with independently calculated values.</w:t>
+              <w:t xml:space="preserve">Compare dashboard metrics </w:t>
+            </w:r>
+            <w:r>
+              <w:rPr>
+                <w:rFonts w:ascii="Calibri" w:hAnsi="Calibri" w:cs="Calibri"/>
+                <w:sz w:val="18"/>
+              </w:rPr>
+              <w:lastRenderedPageBreak/>
+              <w:t>with independently calculated values.</w:t>
             </w:r>
           </w:p>
         </w:tc>
@@ -2639,6 +2656,7 @@
                 <w:rFonts w:ascii="Calibri" w:hAnsi="Calibri" w:cs="Calibri"/>
                 <w:sz w:val="18"/>
               </w:rPr>
+              <w:lastRenderedPageBreak/>
               <w:t>FR-09</w:t>
             </w:r>
           </w:p>
@@ -2664,15 +2682,7 @@
                 <w:rFonts w:ascii="Calibri" w:hAnsi="Calibri" w:cs="Calibri"/>
                 <w:sz w:val="18"/>
               </w:rPr>
-              <w:t xml:space="preserve">The dashboard shall present a table of detected alerts with </w:t>
-            </w:r>
-            <w:r>
-              <w:rPr>
-                <w:rFonts w:ascii="Calibri" w:hAnsi="Calibri" w:cs="Calibri"/>
-                <w:sz w:val="18"/>
-              </w:rPr>
-              <w:lastRenderedPageBreak/>
-              <w:t>relevant event details.</w:t>
+              <w:t>The web dashboard shall present a table of detected alerts with relevant event details.</w:t>
             </w:r>
           </w:p>
         </w:tc>
@@ -2697,7 +2707,6 @@
                 <w:rFonts w:ascii="Calibri" w:hAnsi="Calibri" w:cs="Calibri"/>
                 <w:sz w:val="18"/>
               </w:rPr>
-              <w:lastRenderedPageBreak/>
               <w:t>Must</w:t>
             </w:r>
           </w:p>
@@ -3627,7 +3636,7 @@
                 <w:rFonts w:ascii="Calibri" w:hAnsi="Calibri" w:cs="Calibri"/>
                 <w:sz w:val="18"/>
               </w:rPr>
-              <w:t>The first release shall analyze synthetic data only and shall not perform automated response actions.</w:t>
+              <w:t>The initial release shall use synthetic sample data by default, warn users not to upload confidential or sensitive logs to the public demo, and shall not perform automated response actions.</w:t>
             </w:r>
           </w:p>
         </w:tc>
@@ -3699,7 +3708,7 @@
                 <w:rFonts w:ascii="Calibri" w:hAnsi="Calibri" w:cs="Calibri"/>
                 <w:sz w:val="18"/>
               </w:rPr>
-              <w:t>The repository shall not contain credentials, real personal information, or real organizational security logs.</w:t>
+              <w:t>The repository shall not contain credentials, real personal information, or real organizational security logs. The public demo shall warn users not to upload confidential or sensitive logs.</w:t>
             </w:r>
           </w:p>
         </w:tc>
@@ -3997,7 +4006,15 @@
                 <w:rFonts w:ascii="Calibri" w:hAnsi="Calibri" w:cs="Calibri"/>
                 <w:sz w:val="18"/>
               </w:rPr>
-              <w:t>On the agreed sample dataset, the app should finish loading and analysis within 5 seconds on the development machine.</w:t>
+              <w:t xml:space="preserve">On the agreed sample dataset, the app </w:t>
+            </w:r>
+            <w:r>
+              <w:rPr>
+                <w:rFonts w:ascii="Calibri" w:hAnsi="Calibri" w:cs="Calibri"/>
+                <w:sz w:val="18"/>
+              </w:rPr>
+              <w:lastRenderedPageBreak/>
+              <w:t>should finish loading and analysis within 5 seconds on the development machine.</w:t>
             </w:r>
           </w:p>
         </w:tc>
@@ -4018,7 +4035,16 @@
                 <w:rFonts w:ascii="Calibri" w:hAnsi="Calibri" w:cs="Calibri"/>
                 <w:sz w:val="18"/>
               </w:rPr>
-              <w:t>Record dataset size, machine context, and measured runtime; treat this as a local prototype target.</w:t>
+              <w:lastRenderedPageBreak/>
+              <w:t xml:space="preserve">Record dataset size, machine context, and </w:t>
+            </w:r>
+            <w:r>
+              <w:rPr>
+                <w:rFonts w:ascii="Calibri" w:hAnsi="Calibri" w:cs="Calibri"/>
+                <w:sz w:val="18"/>
+              </w:rPr>
+              <w:lastRenderedPageBreak/>
+              <w:t>measured runtime; treat this as a local prototype target.</w:t>
             </w:r>
           </w:p>
         </w:tc>
@@ -4049,6 +4075,7 @@
                 <w:rFonts w:ascii="Calibri" w:hAnsi="Calibri" w:cs="Calibri"/>
                 <w:sz w:val="18"/>
               </w:rPr>
+              <w:lastRenderedPageBreak/>
               <w:t>NFR-09 Documentation</w:t>
             </w:r>
           </w:p>
@@ -4129,7 +4156,6 @@
           <w:sz w:val="36"/>
           <w:szCs w:val="36"/>
         </w:rPr>
-        <w:lastRenderedPageBreak/>
         <w:t>5. Data Requirements</w:t>
       </w:r>
     </w:p>
@@ -4164,7 +4190,7 @@
         <w:rPr>
           <w:rFonts w:ascii="Calibri" w:hAnsi="Calibri" w:cs="Calibri"/>
         </w:rPr>
-        <w:t>The initial dataset shall be synthetic CSV data. The exact schema will be finalized in the separate Data Specification document before coding. The initial design is expected to include fields sufficient to describe an event timestamp, event type, source or actor, outcome, and event details.</w:t>
+        <w:t>The canonical nine-column schema is defined in the Data Specification: event_id, timestamp, event_type, source, actor, source_ip, action, outcome, and details. Required fields are event_id, timestamp, event_type, source, actor, action, and outcome; source_ip and details are optional.</w:t>
       </w:r>
     </w:p>
     <w:p>
@@ -4241,7 +4267,7 @@
         <w:rPr>
           <w:rFonts w:ascii="Calibri" w:hAnsi="Calibri" w:cs="Calibri"/>
         </w:rPr>
-        <w:t>Invalid or missing values shall be handled according to the data specification; behavior shall be covered by tests.</w:t>
+        <w:t>Invalid individual rows shall be skipped and reported with row numbers and reasons. Empty files, missing required columns, and structurally invalid CSV files shall be rejected. These behaviors shall be covered by tests.</w:t>
       </w:r>
     </w:p>
     <w:p>
@@ -4365,8 +4391,8 @@
         <w:tblLook w:val="04A0" w:firstRow="1" w:lastRow="0" w:firstColumn="1" w:lastColumn="0" w:noHBand="0" w:noVBand="1"/>
       </w:tblPr>
       <w:tblGrid>
-        <w:gridCol w:w="4968"/>
-        <w:gridCol w:w="4968"/>
+        <w:gridCol w:w="4963"/>
+        <w:gridCol w:w="4963"/>
       </w:tblGrid>
       <w:tr>
         <w:trPr>
@@ -4729,6 +4755,17 @@
         </w:tc>
       </w:tr>
     </w:tbl>
+    <w:p>
+      <w:pPr>
+        <w:pStyle w:val="Heading1"/>
+        <w:rPr>
+          <w:rFonts w:ascii="Times New Roman" w:hAnsi="Times New Roman" w:cs="Times New Roman"/>
+          <w:color w:val="auto"/>
+          <w:sz w:val="36"/>
+          <w:szCs w:val="36"/>
+        </w:rPr>
+      </w:pPr>
+    </w:p>
     <w:p>
       <w:pPr>
         <w:pStyle w:val="Heading1"/>
@@ -4761,7 +4798,7 @@
         <w:rPr>
           <w:rFonts w:ascii="Calibri" w:hAnsi="Calibri" w:cs="Calibri"/>
         </w:rPr>
-        <w:t>Start the application using the documented local command.</w:t>
+        <w:t>Start the frontend and backend using the documented local development commands.</w:t>
       </w:r>
     </w:p>
     <w:p>
@@ -4871,7 +4908,6 @@
           <w:sz w:val="36"/>
           <w:szCs w:val="36"/>
         </w:rPr>
-        <w:lastRenderedPageBreak/>
         <w:t>8. Error Handling Requirements</w:t>
       </w:r>
     </w:p>
@@ -4882,9 +4918,9 @@
         <w:tblLook w:val="04A0" w:firstRow="1" w:lastRow="0" w:firstColumn="1" w:lastColumn="0" w:noHBand="0" w:noVBand="1"/>
       </w:tblPr>
       <w:tblGrid>
-        <w:gridCol w:w="3312"/>
-        <w:gridCol w:w="3312"/>
-        <w:gridCol w:w="3312"/>
+        <w:gridCol w:w="3308"/>
+        <w:gridCol w:w="3309"/>
+        <w:gridCol w:w="3309"/>
       </w:tblGrid>
       <w:tr>
         <w:trPr>
@@ -5403,8 +5439,8 @@
         <w:tblLook w:val="04A0" w:firstRow="1" w:lastRow="0" w:firstColumn="1" w:lastColumn="0" w:noHBand="0" w:noVBand="1"/>
       </w:tblPr>
       <w:tblGrid>
-        <w:gridCol w:w="4968"/>
-        <w:gridCol w:w="4968"/>
+        <w:gridCol w:w="4963"/>
+        <w:gridCol w:w="4963"/>
       </w:tblGrid>
       <w:tr>
         <w:trPr>
@@ -5874,6 +5910,17 @@
       <w:pPr>
         <w:rPr>
           <w:rFonts w:ascii="Calibri" w:hAnsi="Calibri" w:cs="Calibri"/>
+        </w:rPr>
+      </w:pPr>
+    </w:p>
+    <w:p>
+      <w:pPr>
+        <w:pStyle w:val="Heading1"/>
+        <w:rPr>
+          <w:rFonts w:ascii="Times New Roman" w:hAnsi="Times New Roman" w:cs="Times New Roman"/>
+          <w:color w:val="auto"/>
+          <w:sz w:val="36"/>
+          <w:szCs w:val="36"/>
         </w:rPr>
       </w:pPr>
     </w:p>
@@ -5912,9 +5959,9 @@
         <w:tblLook w:val="04A0" w:firstRow="1" w:lastRow="0" w:firstColumn="1" w:lastColumn="0" w:noHBand="0" w:noVBand="1"/>
       </w:tblPr>
       <w:tblGrid>
-        <w:gridCol w:w="3312"/>
-        <w:gridCol w:w="3312"/>
-        <w:gridCol w:w="3312"/>
+        <w:gridCol w:w="3308"/>
+        <w:gridCol w:w="3309"/>
+        <w:gridCol w:w="3309"/>
       </w:tblGrid>
       <w:tr>
         <w:trPr>
@@ -6132,7 +6179,7 @@
                 <w:rFonts w:ascii="Calibri" w:hAnsi="Calibri" w:cs="Calibri"/>
                 <w:sz w:val="18"/>
               </w:rPr>
-              <w:t>Pending</w:t>
+              <w:t>Defined in the Data Specification; implementation verification pending</w:t>
             </w:r>
           </w:p>
         </w:tc>
@@ -6213,7 +6260,7 @@
                 <w:rFonts w:ascii="Calibri" w:hAnsi="Calibri" w:cs="Calibri"/>
                 <w:sz w:val="18"/>
               </w:rPr>
-              <w:t>Pending</w:t>
+              <w:t>MVP rules and severity mapping documented; test verification pending</w:t>
             </w:r>
           </w:p>
         </w:tc>
@@ -6460,8 +6507,7 @@
           <w:sz w:val="36"/>
           <w:szCs w:val="36"/>
         </w:rPr>
-        <w:lastRenderedPageBreak/>
-        <w:t>11. Open Decisions</w:t>
+        <w:t>11. Decisions and Deferred Items</w:t>
       </w:r>
     </w:p>
     <w:tbl>
@@ -6479,9 +6525,9 @@
         <w:tblLook w:val="04A0" w:firstRow="1" w:lastRow="0" w:firstColumn="1" w:lastColumn="0" w:noHBand="0" w:noVBand="1"/>
       </w:tblPr>
       <w:tblGrid>
-        <w:gridCol w:w="3312"/>
-        <w:gridCol w:w="3312"/>
-        <w:gridCol w:w="3312"/>
+        <w:gridCol w:w="3308"/>
+        <w:gridCol w:w="3309"/>
+        <w:gridCol w:w="3309"/>
       </w:tblGrid>
       <w:tr>
         <w:trPr>
@@ -6631,7 +6677,7 @@
                 <w:rFonts w:ascii="Calibri" w:hAnsi="Calibri" w:cs="Calibri"/>
                 <w:sz w:val="18"/>
               </w:rPr>
-              <w:t>Define in the Data Specification document before coding.</w:t>
+              <w:t>Resolved: use the nine-column canonical schema in the Data Specification; source_ip and details are optional.</w:t>
             </w:r>
           </w:p>
         </w:tc>
@@ -6699,7 +6745,7 @@
                 <w:rFonts w:ascii="Calibri" w:hAnsi="Calibri" w:cs="Calibri"/>
                 <w:sz w:val="18"/>
               </w:rPr>
-              <w:t>Define in the detection-rule specification before coding.</w:t>
+              <w:t>Resolved for MVP: DET-01 = at least five failure outcomes for the same actor within any 10-minute window; DET-02 = a success for that actor within 10 minutes after at least five failures in the preceding 10 minutes; DET-03 = privilege_change by an actor outside the synthetic allowlist. DET-04 is deferred.</w:t>
             </w:r>
           </w:p>
         </w:tc>
@@ -6755,7 +6801,7 @@
                 <w:rFonts w:ascii="Calibri" w:hAnsi="Calibri" w:cs="Calibri"/>
                 <w:sz w:val="18"/>
               </w:rPr>
-              <w:t>Behavior for malformed individual rows: reject entire file or skip and report</w:t>
+              <w:t>Behavior for malformed individual rows</w:t>
             </w:r>
           </w:p>
         </w:tc>
@@ -6780,7 +6826,7 @@
                 <w:rFonts w:ascii="Calibri" w:hAnsi="Calibri" w:cs="Calibri"/>
                 <w:sz w:val="18"/>
               </w:rPr>
-              <w:t>Choose and document in the data specification and test plan.</w:t>
+              <w:t>Resolved: reject empty files, malformed CSV structure, or missing required headers; skip individual invalid rows and report row numbers, reasons, and counts. If no valid rows remain, stop analysis and show the validation summary.</w:t>
             </w:r>
           </w:p>
         </w:tc>
@@ -6827,7 +6873,7 @@
                 <w:rFonts w:ascii="Calibri" w:hAnsi="Calibri" w:cs="Calibri"/>
                 <w:sz w:val="18"/>
               </w:rPr>
-              <w:t>Testing framework: pytest or unittest</w:t>
+              <w:t>Testing framework</w:t>
             </w:r>
           </w:p>
         </w:tc>
@@ -6848,7 +6894,7 @@
                 <w:rFonts w:ascii="Calibri" w:hAnsi="Calibri" w:cs="Calibri"/>
                 <w:sz w:val="18"/>
               </w:rPr>
-              <w:t>Choose during development planning and document in setup instructions.</w:t>
+              <w:t>Resolved for backend: pytest. Select and document frontend test tooling during implementation.</w:t>
             </w:r>
           </w:p>
         </w:tc>
@@ -6929,7 +6975,7 @@
                 <w:rFonts w:ascii="Calibri" w:hAnsi="Calibri" w:cs="Calibri"/>
                 <w:sz w:val="18"/>
               </w:rPr>
-              <w:t>Confirm before implementation and record in requirements.txt/README.</w:t>
+              <w:t>Verify before implementation and record in requirements.txt and README.</w:t>
             </w:r>
           </w:p>
         </w:tc>
@@ -6939,6 +6985,17 @@
       <w:pPr>
         <w:rPr>
           <w:rFonts w:ascii="Calibri" w:hAnsi="Calibri" w:cs="Calibri"/>
+        </w:rPr>
+      </w:pPr>
+    </w:p>
+    <w:p>
+      <w:pPr>
+        <w:pStyle w:val="Heading1"/>
+        <w:rPr>
+          <w:rFonts w:ascii="Times New Roman" w:hAnsi="Times New Roman" w:cs="Times New Roman"/>
+          <w:color w:val="auto"/>
+          <w:sz w:val="36"/>
+          <w:szCs w:val="36"/>
         </w:rPr>
       </w:pPr>
     </w:p>
@@ -7013,11 +7070,11 @@
         <w:tblLook w:val="04A0" w:firstRow="1" w:lastRow="0" w:firstColumn="1" w:lastColumn="0" w:noHBand="0" w:noVBand="1"/>
       </w:tblPr>
       <w:tblGrid>
-        <w:gridCol w:w="1764"/>
-        <w:gridCol w:w="2251"/>
-        <w:gridCol w:w="1900"/>
+        <w:gridCol w:w="1707"/>
+        <w:gridCol w:w="2232"/>
+        <w:gridCol w:w="1852"/>
         <w:gridCol w:w="2727"/>
-        <w:gridCol w:w="1510"/>
+        <w:gridCol w:w="1408"/>
       </w:tblGrid>
       <w:tr>
         <w:trPr>
